--- a/docs/talk/tie-me-ghana-demo-briefing.docx
+++ b/docs/talk/tie-me-ghana-demo-briefing.docx
@@ -1388,7 +1388,7 @@
               <w:spacing w:after="80"/>
             </w:pPr>
             <w:r>
-              <w:t xml:space="preserve">Open both devices, let the clip library finish downloading, and check the toast says the videos are saved. A cold device fetches 7.6 MB before anything plays smoothly.</w:t>
+              <w:t xml:space="preserve">Open both devices, let the clip library finish downloading, and check the toast says the videos are saved. A cold device fetches 8.5 MB before anything plays smoothly.</w:t>
             </w:r>
           </w:p>
           <w:p>
@@ -1610,7 +1610,7 @@
               <w:spacing w:after="0"/>
             </w:pPr>
             <w:r>
-              <w:t xml:space="preserve">64 reviewed GhSL clips; refusal when a sentence cannot be signed safely</w:t>
+              <w:t xml:space="preserve">70 reviewed GhSL clips; refusal when a sentence cannot be signed safely</w:t>
             </w:r>
           </w:p>
         </w:tc>
@@ -1629,7 +1629,7 @@
               <w:spacing w:after="60"/>
             </w:pPr>
             <w:r>
-              <w:t xml:space="preserve">The fingerspelling alphabet is not filmed yet — 36 clips. Until then, a word with no sign stops the sentence instead of being spelled out.</w:t>
+              <w:t xml:space="preserve">The fingerspelling alphabet is still unusable — one letter of 35 is filmed. Spelling a word needs every one of its letters, so until the rest exist a word with no sign stops the sentence instead of being spelled out.</w:t>
             </w:r>
           </w:p>
           <w:p>
@@ -2679,7 +2679,7 @@
         <w:spacing w:after="80"/>
       </w:pPr>
       <w:r>
-        <w:t xml:space="preserve">A clip does not play: say "that one is fetching — the library is 7.6 MB and this device is cold" and carry on with the next beat. Do not wait in silence.</w:t>
+        <w:t xml:space="preserve">A clip does not play: say "that one is fetching — the library is 8.5 MB and this device is cold" and carry on with the next beat. Do not wait in silence.</w:t>
       </w:r>
     </w:p>
     <w:p>
@@ -2830,7 +2830,7 @@
               <w:spacing w:after="0"/>
             </w:pPr>
             <w:r>
-              <w:t xml:space="preserve">64</w:t>
+              <w:t xml:space="preserve">70</w:t>
             </w:r>
           </w:p>
         </w:tc>
@@ -2849,7 +2849,7 @@
               <w:spacing w:after="0"/>
             </w:pPr>
             <w:r>
-              <w:t xml:space="preserve">Reviewed GhSL clips live: 58 words, 4 phrases, 2 emergency alerts</w:t>
+              <w:t xml:space="preserve">Reviewed GhSL clips live: 58 words, 9 phrases, 2 emergency alerts, 1 letter</w:t>
             </w:r>
           </w:p>
         </w:tc>
@@ -2870,7 +2870,7 @@
               <w:spacing w:after="0"/>
             </w:pPr>
             <w:r>
-              <w:t xml:space="preserve">88 MB to 7.6 MB</w:t>
+              <w:t xml:space="preserve">102 MB to 8.5 MB</w:t>
             </w:r>
           </w:p>
         </w:tc>
@@ -3189,7 +3189,7 @@
         <w:spacing w:after="120"/>
       </w:pPr>
       <w:r>
-        <w:t xml:space="preserve">These resolve against the 64 clips we have. Anything outside this vocabulary may correctly refuse.</w:t>
+        <w:t xml:space="preserve">These resolve against the 70 clips we have. Anything outside this vocabulary may correctly refuse.</w:t>
       </w:r>
     </w:p>
     <w:p>
@@ -3203,6 +3203,71 @@
       </w:pPr>
       <w:r>
         <w:t xml:space="preserve">"where is your pain" — plays as one filmed phrase</w:t>
+      </w:r>
+    </w:p>
+    <w:p>
+      <w:pPr>
+        <w:pStyle w:val="ListParagraph"/>
+        <w:numPr>
+          <w:ilvl w:val="0"/>
+          <w:numId w:val="2"/>
+        </w:numPr>
+        <w:spacing w:after="80"/>
+      </w:pPr>
+      <w:r>
+        <w:t xml:space="preserve">"where does it hurt" — one filmed phrase</w:t>
+      </w:r>
+    </w:p>
+    <w:p>
+      <w:pPr>
+        <w:pStyle w:val="ListParagraph"/>
+        <w:numPr>
+          <w:ilvl w:val="0"/>
+          <w:numId w:val="2"/>
+        </w:numPr>
+        <w:spacing w:after="80"/>
+      </w:pPr>
+      <w:r>
+        <w:t xml:space="preserve">"do you have fever" — one filmed phrase</w:t>
+      </w:r>
+    </w:p>
+    <w:p>
+      <w:pPr>
+        <w:pStyle w:val="ListParagraph"/>
+        <w:numPr>
+          <w:ilvl w:val="0"/>
+          <w:numId w:val="2"/>
+        </w:numPr>
+        <w:spacing w:after="80"/>
+      </w:pPr>
+      <w:r>
+        <w:t xml:space="preserve">"are you vomiting" — one filmed phrase</w:t>
+      </w:r>
+    </w:p>
+    <w:p>
+      <w:pPr>
+        <w:pStyle w:val="ListParagraph"/>
+        <w:numPr>
+          <w:ilvl w:val="0"/>
+          <w:numId w:val="2"/>
+        </w:numPr>
+        <w:spacing w:after="80"/>
+      </w:pPr>
+      <w:r>
+        <w:t xml:space="preserve">"do you feel dizzy" — one filmed phrase</w:t>
+      </w:r>
+    </w:p>
+    <w:p>
+      <w:pPr>
+        <w:pStyle w:val="ListParagraph"/>
+        <w:numPr>
+          <w:ilvl w:val="0"/>
+          <w:numId w:val="2"/>
+        </w:numPr>
+        <w:spacing w:after="80"/>
+      </w:pPr>
+      <w:r>
+        <w:t xml:space="preserve">"do you have allergies" — one filmed phrase</w:t>
       </w:r>
     </w:p>
     <w:p>

--- a/docs/talk/tie-me-ghana-demo-briefing.docx
+++ b/docs/talk/tie-me-ghana-demo-briefing.docx
@@ -1388,7 +1388,7 @@
               <w:spacing w:after="80"/>
             </w:pPr>
             <w:r>
-              <w:t xml:space="preserve">Open both devices, let the clip library finish downloading, and check the toast says the videos are saved. A cold device fetches 8.5 MB before anything plays smoothly.</w:t>
+              <w:t xml:space="preserve">Open both devices, let the clip library finish downloading, and check the toast says the videos are saved. A cold device fetches 13.2 MB before anything plays smoothly.</w:t>
             </w:r>
           </w:p>
           <w:p>
@@ -1610,7 +1610,7 @@
               <w:spacing w:after="0"/>
             </w:pPr>
             <w:r>
-              <w:t xml:space="preserve">70 reviewed GhSL clips; refusal when a sentence cannot be signed safely</w:t>
+              <w:t xml:space="preserve">107 reviewed GhSL clips; refusal when a sentence cannot be signed safely</w:t>
             </w:r>
           </w:p>
         </w:tc>
@@ -1629,7 +1629,7 @@
               <w:spacing w:after="60"/>
             </w:pPr>
             <w:r>
-              <w:t xml:space="preserve">The fingerspelling alphabet is still unusable — one letter of 35 is filmed. Spelling a word needs every one of its letters, so until the rest exist a word with no sign stops the sentence instead of being spelled out.</w:t>
+              <w:t xml:space="preserve">The fingerspelling alphabet is still unusable — 9 letters of 26 are filmed (Q and S to Z; R is missing), plus 7 digits. Spelling a word needs every one of its letters, so until the rest exist a word with no sign stops the sentence instead of being spelled out.</w:t>
             </w:r>
           </w:p>
           <w:p>
@@ -2679,7 +2679,7 @@
         <w:spacing w:after="80"/>
       </w:pPr>
       <w:r>
-        <w:t xml:space="preserve">A clip does not play: say "that one is fetching — the library is 8.5 MB and this device is cold" and carry on with the next beat. Do not wait in silence.</w:t>
+        <w:t xml:space="preserve">A clip does not play: say "that one is fetching — the library is 13.2 MB and this device is cold" and carry on with the next beat. Do not wait in silence.</w:t>
       </w:r>
     </w:p>
     <w:p>
@@ -2830,7 +2830,7 @@
               <w:spacing w:after="0"/>
             </w:pPr>
             <w:r>
-              <w:t xml:space="preserve">70</w:t>
+              <w:t xml:space="preserve">107</w:t>
             </w:r>
           </w:p>
         </w:tc>
@@ -2849,7 +2849,7 @@
               <w:spacing w:after="0"/>
             </w:pPr>
             <w:r>
-              <w:t xml:space="preserve">Reviewed GhSL clips live: 58 words, 9 phrases, 2 emergency alerts, 1 letter</w:t>
+              <w:t xml:space="preserve">Reviewed GhSL clips live: 72 words, 17 phrases, 16 letters and digits, 2 emergency alerts</w:t>
             </w:r>
           </w:p>
         </w:tc>
@@ -2870,7 +2870,7 @@
               <w:spacing w:after="0"/>
             </w:pPr>
             <w:r>
-              <w:t xml:space="preserve">102 MB to 8.5 MB</w:t>
+              <w:t xml:space="preserve">160 MB to 13.2 MB</w:t>
             </w:r>
           </w:p>
         </w:tc>
@@ -3189,7 +3189,7 @@
         <w:spacing w:after="120"/>
       </w:pPr>
       <w:r>
-        <w:t xml:space="preserve">These resolve against the 70 clips we have. Anything outside this vocabulary may correctly refuse.</w:t>
+        <w:t xml:space="preserve">These resolve against the 107 clips we have. Anything outside this vocabulary may correctly refuse.</w:t>
       </w:r>
     </w:p>
     <w:p>
@@ -3268,6 +3268,97 @@
       </w:pPr>
       <w:r>
         <w:t xml:space="preserve">"do you have allergies" — one filmed phrase</w:t>
+      </w:r>
+    </w:p>
+    <w:p>
+      <w:pPr>
+        <w:pStyle w:val="ListParagraph"/>
+        <w:numPr>
+          <w:ilvl w:val="0"/>
+          <w:numId w:val="2"/>
+        </w:numPr>
+        <w:spacing w:after="80"/>
+      </w:pPr>
+      <w:r>
+        <w:t xml:space="preserve">"where exactly is the pain" — one filmed phrase</w:t>
+      </w:r>
+    </w:p>
+    <w:p>
+      <w:pPr>
+        <w:pStyle w:val="ListParagraph"/>
+        <w:numPr>
+          <w:ilvl w:val="0"/>
+          <w:numId w:val="2"/>
+        </w:numPr>
+        <w:spacing w:after="80"/>
+      </w:pPr>
+      <w:r>
+        <w:t xml:space="preserve">"when did the pain start" — one filmed phrase</w:t>
+      </w:r>
+    </w:p>
+    <w:p>
+      <w:pPr>
+        <w:pStyle w:val="ListParagraph"/>
+        <w:numPr>
+          <w:ilvl w:val="0"/>
+          <w:numId w:val="2"/>
+        </w:numPr>
+        <w:spacing w:after="80"/>
+      </w:pPr>
+      <w:r>
+        <w:t xml:space="preserve">"is the pain severe" — one filmed phrase</w:t>
+      </w:r>
+    </w:p>
+    <w:p>
+      <w:pPr>
+        <w:pStyle w:val="ListParagraph"/>
+        <w:numPr>
+          <w:ilvl w:val="0"/>
+          <w:numId w:val="2"/>
+        </w:numPr>
+        <w:spacing w:after="80"/>
+      </w:pPr>
+      <w:r>
+        <w:t xml:space="preserve">"have you taken any medicine" — one filmed phrase</w:t>
+      </w:r>
+    </w:p>
+    <w:p>
+      <w:pPr>
+        <w:pStyle w:val="ListParagraph"/>
+        <w:numPr>
+          <w:ilvl w:val="0"/>
+          <w:numId w:val="2"/>
+        </w:numPr>
+        <w:spacing w:after="80"/>
+      </w:pPr>
+      <w:r>
+        <w:t xml:space="preserve">"have you had this problem before" — one filmed phrase</w:t>
+      </w:r>
+    </w:p>
+    <w:p>
+      <w:pPr>
+        <w:pStyle w:val="ListParagraph"/>
+        <w:numPr>
+          <w:ilvl w:val="0"/>
+          <w:numId w:val="2"/>
+        </w:numPr>
+        <w:spacing w:after="80"/>
+      </w:pPr>
+      <w:r>
+        <w:t xml:space="preserve">"can you breathe normally" — one filmed phrase</w:t>
+      </w:r>
+    </w:p>
+    <w:p>
+      <w:pPr>
+        <w:pStyle w:val="ListParagraph"/>
+        <w:numPr>
+          <w:ilvl w:val="0"/>
+          <w:numId w:val="2"/>
+        </w:numPr>
+        <w:spacing w:after="80"/>
+      </w:pPr>
+      <w:r>
+        <w:t xml:space="preserve">"headache", "stomachache", "rashes", "itchy", "tired" — single word signs</w:t>
       </w:r>
     </w:p>
     <w:p>

--- a/docs/talk/tie-me-ghana-demo-briefing.docx
+++ b/docs/talk/tie-me-ghana-demo-briefing.docx
@@ -1610,7 +1610,7 @@
               <w:spacing w:after="0"/>
             </w:pPr>
             <w:r>
-              <w:t xml:space="preserve">107 reviewed GhSL clips; refusal when a sentence cannot be signed safely</w:t>
+              <w:t xml:space="preserve">108 reviewed GhSL clips; refusal when a sentence cannot be signed safely</w:t>
             </w:r>
           </w:p>
         </w:tc>
@@ -2830,7 +2830,7 @@
               <w:spacing w:after="0"/>
             </w:pPr>
             <w:r>
-              <w:t xml:space="preserve">107</w:t>
+              <w:t xml:space="preserve">108</w:t>
             </w:r>
           </w:p>
         </w:tc>
@@ -2849,7 +2849,7 @@
               <w:spacing w:after="0"/>
             </w:pPr>
             <w:r>
-              <w:t xml:space="preserve">Reviewed GhSL clips live: 72 words, 17 phrases, 16 letters and digits, 2 emergency alerts</w:t>
+              <w:t xml:space="preserve">Reviewed GhSL clips live: 73 words, 17 phrases, 16 letters and digits, 2 emergency alerts</w:t>
             </w:r>
           </w:p>
         </w:tc>
@@ -3189,7 +3189,7 @@
         <w:spacing w:after="120"/>
       </w:pPr>
       <w:r>
-        <w:t xml:space="preserve">These resolve against the 107 clips we have. Anything outside this vocabulary may correctly refuse.</w:t>
+        <w:t xml:space="preserve">These resolve against the 108 clips we have. Anything outside this vocabulary may correctly refuse.</w:t>
       </w:r>
     </w:p>
     <w:p>
